--- a/state-vignettes/indiana_highway_report.docx
+++ b/state-vignettes/indiana_highway_report.docx
@@ -10,12 +10,12 @@
         <w:rPr>
           <w:color w:val="FF5500"/>
         </w:rPr>
-        <w:t>Indiana Ranks 18th in the Nation in Highway Performance and Cost-Effectiveness</w:t>
+        <w:t>Indiana Ranks 24th in the Nation in Highway Performance and Cost-Effectiveness</w:t>
       </w:r>
     </w:p>
     <w:p>
       <w:r>
-        <w:t>Indiana’s highway system ranks 18th in the nation in overall cost-effectiveness and condition.</w:t>
+        <w:t>Indiana’s highway system ranks 24th in the nation in overall cost-effectiveness and condition.</w:t>
       </w:r>
     </w:p>
     <w:p>
@@ -25,42 +25,42 @@
     </w:p>
     <w:p>
       <w:r>
-        <w:t>In safety and condition categories, Indiana’s highways rank 26th in urban Interstate pavement condition, 38th in rural Interstate pavement condition, 4th in urban arterial pavement condition, 4th in rural arterial pavement condition, 21st in structurally deficient bridges, 19th in urban fatality rate, and 27th in rural fatality rate.</w:t>
+        <w:t>In safety and condition categories, Indiana’s highways rank 35th in urban Interstate pavement condition, 41st in rural Interstate pavement condition, 7th in urban arterial pavement condition, 10th in rural arterial pavement condition, 20th in structurally deficient bridges, 16th in urban fatality rate, and 26th in rural fatality rate.</w:t>
       </w:r>
     </w:p>
     <w:p>
       <w:r>
-        <w:t>Indiana ranks 31st out of the 50 states in traffic congestion, and its drivers spend 24.38 hours a year stuck in traffic congestion.</w:t>
+        <w:t>Indiana ranks 30th out of the 50 states in traffic congestion, and its drivers spend 24.83 hours a year stuck in traffic congestion.</w:t>
       </w:r>
     </w:p>
     <w:p>
       <w:r>
-        <w:t>In spending and cost-effectiveness, Indiana ranks 46th in capital and bridge disbursements, which are the costs of building new roads and bridges and widening existing ones. Indiana ranks 49th in maintenance spending, such as the costs of repaving roads and filling in potholes. Indiana’s administrative disbursements, including office spending that doesn’t make its way to roads, rank 17th nationwide.</w:t>
+        <w:t>In spending and cost-effectiveness, Indiana ranks 47th in capital and bridge disbursements, which are the costs of building new roads and bridges and widening existing ones. Indiana ranks 49th in maintenance spending, such as the costs of repaving roads and filling in potholes. Indiana’s administrative disbursements, including office spending that doesn’t make its way to roads, rank 16th nationwide.</w:t>
       </w:r>
     </w:p>
     <w:p>
       <w:r>
-        <w:t>Compared to last year, Indiana has the following notable changes in rankings: Other Fatality Rate worsened by 6 points, from 5 to 11; Rural Fatality Rate worsened by 13 points, from 14 to 27; Urban Fatality Rate improved by 26 points, from 45 to 19.</w:t>
+        <w:t>Compared to last year, Indiana has the following notable changes in rankings: Overall worsened by 6 points, from 18 to 24; Urban Interstate Pavement Condition worsened by 9 points, from 26 to 35; Rural Other Principal Arterial Pavement Condition worsened by 6 points, from 4 to 10.</w:t>
       </w:r>
     </w:p>
     <w:p>
       <w:r>
-        <w:t>Compared to neighboring and nearby states, Indiana’s overall highway performance is better than Illinois (37th) and Michigan (23rd); worse than Ohio (5th) and Kentucky (15th).</w:t>
+        <w:t>Compared to neighboring and nearby states, Indiana’s overall highway performance is better than Illinois (37th); worse than Michigan (19th), Ohio (5th), and Kentucky (11th).</w:t>
       </w:r>
     </w:p>
     <w:p>
       <w:r>
-        <w:t>Comparing its overall performance to similarly populated states, Indiana ranks worse than Missouri (9th) and Massachusetts (17th).</w:t>
+        <w:t>Comparing its overall performance to similarly populated states, Indiana ranks worse than Missouri (13th) and Massachusetts (23rd).</w:t>
       </w:r>
     </w:p>
     <w:p>
       <w:r>
-        <w:t>Indiana’s highway system ranks 18th out of 50 states overall this year, compared to 20th last year.</w:t>
+        <w:t>Indiana’s highway system ranks 24th out of 50 states overall this year, compared to 18th last year.</w:t>
       </w:r>
     </w:p>
     <w:p>
       <w:r>
-        <w:t>“In terms of improving in the road condition and performance categories, Indiana should focus on reducing Maintenance Disbursements and Capital &amp; Bridge Disbursements. Indiana’s rank of 49th in Maintenance Disbursements makes it one of the worst in the nation for this safety metric,” said Baruch Feigenbaum, lead author of the 29th Annual Highway Report and senior managing director of transportation policy at Reason Foundation.</w:t>
+        <w:t>“In terms of improving in the road condition and performance categories, Indiana should focus on reducing Maintenance Disbursements and Capital &amp; Bridge Disbursements. Indiana’s rank of 49th in Maintenance Disbursements makes it one of the worst in the nation for this safety metric,” said Baruch Feigenbaum, lead author of the 30th Annual Highway Report and senior managing director of transportation policy at Reason Foundation.</w:t>
       </w:r>
     </w:p>
     <w:p>
@@ -70,7 +70,7 @@
           <w:color w:val="FF5500"/>
           <w:sz w:val="28"/>
         </w:rPr>
-        <w:t>INDIANA’S RANKINGS IN THE 29TH ANNUAL HIGHWAY REPORT</w:t>
+        <w:t>INDIANA’S RANKINGS IN THE 30TH ANNUAL HIGHWAY REPORT</w:t>
       </w:r>
     </w:p>
     <w:tbl>
@@ -148,7 +148,7 @@
               <w:rPr>
                 <w:sz w:val="20"/>
               </w:rPr>
-              <w:t>18</w:t>
+              <w:t>24</w:t>
             </w:r>
           </w:p>
         </w:tc>
@@ -179,7 +179,7 @@
               <w:rPr>
                 <w:sz w:val="20"/>
               </w:rPr>
-              <w:t>46</w:t>
+              <w:t>47</w:t>
             </w:r>
           </w:p>
         </w:tc>
@@ -243,7 +243,7 @@
               <w:rPr>
                 <w:sz w:val="20"/>
               </w:rPr>
-              <w:t>17</w:t>
+              <w:t>16</w:t>
             </w:r>
           </w:p>
         </w:tc>
@@ -307,7 +307,7 @@
               <w:rPr>
                 <w:sz w:val="20"/>
               </w:rPr>
-              <w:t>38</w:t>
+              <w:t>41</w:t>
             </w:r>
           </w:p>
         </w:tc>
@@ -340,7 +340,7 @@
               <w:rPr>
                 <w:sz w:val="20"/>
               </w:rPr>
-              <w:t>4</w:t>
+              <w:t>10</w:t>
             </w:r>
           </w:p>
         </w:tc>
@@ -371,7 +371,7 @@
               <w:rPr>
                 <w:sz w:val="20"/>
               </w:rPr>
-              <w:t>26</w:t>
+              <w:t>35</w:t>
             </w:r>
           </w:p>
         </w:tc>
@@ -404,7 +404,7 @@
               <w:rPr>
                 <w:sz w:val="20"/>
               </w:rPr>
-              <w:t>4</w:t>
+              <w:t>7</w:t>
             </w:r>
           </w:p>
         </w:tc>
@@ -435,7 +435,7 @@
               <w:rPr>
                 <w:sz w:val="20"/>
               </w:rPr>
-              <w:t>31</w:t>
+              <w:t>30</w:t>
             </w:r>
           </w:p>
         </w:tc>
@@ -468,7 +468,7 @@
               <w:rPr>
                 <w:sz w:val="20"/>
               </w:rPr>
-              <w:t>21</w:t>
+              <w:t>20</w:t>
             </w:r>
           </w:p>
         </w:tc>
@@ -499,7 +499,7 @@
               <w:rPr>
                 <w:sz w:val="20"/>
               </w:rPr>
-              <w:t>27</w:t>
+              <w:t>26</w:t>
             </w:r>
           </w:p>
         </w:tc>
@@ -532,7 +532,7 @@
               <w:rPr>
                 <w:sz w:val="20"/>
               </w:rPr>
-              <w:t>19</w:t>
+              <w:t>16</w:t>
             </w:r>
           </w:p>
         </w:tc>
@@ -563,7 +563,7 @@
               <w:rPr>
                 <w:sz w:val="20"/>
               </w:rPr>
-              <w:t>11</w:t>
+              <w:t>10</w:t>
             </w:r>
           </w:p>
         </w:tc>
@@ -572,12 +572,12 @@
     <w:p>
       <w:r>
         <w:br/>
-        <w:t>Reason Foundation’s 29th Annual Highway Report measures the condition and cost- effectiveness of state-controlled highways in 13 categories, including pavement and bridge conditions, traffic fatalities, and spending. In the performance categories, ranking first implies the state has the best or lowest fatality rate and its road pavement is in the best condition. A ranking of 50th in performance categories means the state has the worst fatality rates or pavement conditions. In simplified terms, in the cost-effectiveness categories, a rank of 50 means the state spends more money, and a first-place ranking means the state spends less money than other states in that category.</w:t>
+        <w:t>Reason Foundation’s 30th Annual Highway Report measures the condition and cost-effectiveness of state-controlled highways in 13 categories, including pavement and bridge conditions, traffic fatalities, and spending. In the performance categories, ranking first implies the state has the best or lowest fatality rate and its road pavement is in the best condition. A ranking of 50th in performance categories means the state has the worst fatality rates or pavement conditions. In simplified terms, in the cost-effectiveness categories, a rank of 50 means the state spends more money, and a first-place ranking means the state spends less money than other states in that category.</w:t>
       </w:r>
     </w:p>
     <w:p>
       <w:r>
-        <w:t>The report’s data are primarily information each state directly reported to the Federal Highway Administration for 2023. Better Roads and Bridges provides the deficient bridge data, and INRIX.com provides the traffic congestion data.</w:t>
+        <w:t>The report’s data are primarily information each state directly reported to the Federal Highway Administration for 2024. Better Roads and Bridges provides the deficient bridge data, and INRIX.com provides the traffic congestion data.</w:t>
       </w:r>
     </w:p>
     <w:sectPr>
